--- a/Задание 1.docx
+++ b/Задание 1.docx
@@ -31,8 +31,13 @@
         </w:rPr>
       </w:pPr>
       <w:r>
-        <w:t>Разработка инструмента для статистического анализа и генерации юнит-тестов для программ на языке Python</w:t>
+        <w:t xml:space="preserve">Разработка инструмента для статистического анализа и генерации юнит-тестов для программ на языке </w:t>
       </w:r>
+      <w:proofErr w:type="spellStart"/>
+      <w:r>
+        <w:t>Python</w:t>
+      </w:r>
+      <w:proofErr w:type="spellEnd"/>
     </w:p>
     <w:p>
       <w:pPr>
@@ -308,7 +313,23 @@
                 <w:sz w:val="20"/>
                 <w:szCs w:val="20"/>
               </w:rPr>
-              <w:t>чтобы получить автосгенерированные юнит-тесты для своего кода</w:t>
+              <w:t xml:space="preserve">чтобы получить </w:t>
+            </w:r>
+            <w:proofErr w:type="spellStart"/>
+            <w:r>
+              <w:rPr>
+                <w:sz w:val="20"/>
+                <w:szCs w:val="20"/>
+              </w:rPr>
+              <w:t>автосгенерированные</w:t>
+            </w:r>
+            <w:proofErr w:type="spellEnd"/>
+            <w:r>
+              <w:rPr>
+                <w:sz w:val="20"/>
+                <w:szCs w:val="20"/>
+              </w:rPr>
+              <w:t xml:space="preserve"> юнит-тесты для своего кода</w:t>
             </w:r>
           </w:p>
         </w:tc>
@@ -1130,7 +1151,23 @@
                 <w:sz w:val="20"/>
                 <w:szCs w:val="20"/>
               </w:rPr>
-              <w:t>хочу, чтобы система могла генерировать моки для внешних вызовов</w:t>
+              <w:t xml:space="preserve">хочу, чтобы система могла генерировать </w:t>
+            </w:r>
+            <w:proofErr w:type="spellStart"/>
+            <w:r>
+              <w:rPr>
+                <w:sz w:val="20"/>
+                <w:szCs w:val="20"/>
+              </w:rPr>
+              <w:t>моки</w:t>
+            </w:r>
+            <w:proofErr w:type="spellEnd"/>
+            <w:r>
+              <w:rPr>
+                <w:sz w:val="20"/>
+                <w:szCs w:val="20"/>
+              </w:rPr>
+              <w:t xml:space="preserve"> для внешних вызовов</w:t>
             </w:r>
           </w:p>
         </w:tc>
@@ -1158,8 +1195,17 @@
                 <w:sz w:val="20"/>
                 <w:szCs w:val="20"/>
               </w:rPr>
-              <w:t>чтобы тесты были изолированным и стабилны</w:t>
-            </w:r>
+              <w:t xml:space="preserve">чтобы тесты были изолированным и </w:t>
+            </w:r>
+            <w:proofErr w:type="spellStart"/>
+            <w:r>
+              <w:rPr>
+                <w:sz w:val="20"/>
+                <w:szCs w:val="20"/>
+              </w:rPr>
+              <w:t>стабилны</w:t>
+            </w:r>
+            <w:proofErr w:type="spellEnd"/>
           </w:p>
         </w:tc>
       </w:tr>
@@ -1378,6 +1424,7 @@
               </w:rPr>
               <w:t>.</w:t>
             </w:r>
+            <w:proofErr w:type="spellStart"/>
             <w:r>
               <w:rPr>
                 <w:sz w:val="20"/>
@@ -1386,6 +1433,7 @@
               </w:rPr>
               <w:t>py</w:t>
             </w:r>
+            <w:proofErr w:type="spellEnd"/>
             <w:r>
               <w:rPr>
                 <w:sz w:val="20"/>
@@ -1947,6 +1995,7 @@
               </w:rPr>
               <w:t xml:space="preserve"> В настройках выбирает: использовать </w:t>
             </w:r>
+            <w:proofErr w:type="spellStart"/>
             <w:r>
               <w:rPr>
                 <w:sz w:val="20"/>
@@ -1955,6 +2004,7 @@
               </w:rPr>
               <w:t>unittest</w:t>
             </w:r>
+            <w:proofErr w:type="spellEnd"/>
             <w:r>
               <w:rPr>
                 <w:sz w:val="20"/>
@@ -2312,7 +2362,15 @@
         <w:t>Сценарий 5: «</w:t>
       </w:r>
       <w:r>
-        <w:t>Генерация моков для внешних зависимостей</w:t>
+        <w:t xml:space="preserve">Генерация </w:t>
+      </w:r>
+      <w:proofErr w:type="spellStart"/>
+      <w:r>
+        <w:t>моков</w:t>
+      </w:r>
+      <w:proofErr w:type="spellEnd"/>
+      <w:r>
+        <w:t xml:space="preserve"> для внешних зависимостей</w:t>
       </w:r>
       <w:r>
         <w:t>»</w:t>
@@ -2821,7 +2879,23 @@
         <w:jc w:val="both"/>
       </w:pPr>
       <w:r>
-        <w:t>На рисунке 1 представлена диаграмма use case.</w:t>
+        <w:t xml:space="preserve">На рисунке 1 представлена диаграмма </w:t>
+      </w:r>
+      <w:proofErr w:type="spellStart"/>
+      <w:r>
+        <w:t>use</w:t>
+      </w:r>
+      <w:proofErr w:type="spellEnd"/>
+      <w:r>
+        <w:t xml:space="preserve"> </w:t>
+      </w:r>
+      <w:proofErr w:type="spellStart"/>
+      <w:r>
+        <w:t>case</w:t>
+      </w:r>
+      <w:proofErr w:type="spellEnd"/>
+      <w:r>
+        <w:t>.</w:t>
       </w:r>
     </w:p>
     <w:p>
@@ -2838,10 +2912,10 @@
           <w:noProof/>
         </w:rPr>
         <w:drawing>
-          <wp:inline distT="0" distB="0" distL="0" distR="0" wp14:anchorId="5C524A06" wp14:editId="34344B86">
-            <wp:extent cx="4960620" cy="6865620"/>
+          <wp:inline distT="0" distB="0" distL="0" distR="0" wp14:anchorId="6501FDBE" wp14:editId="3DE87B15">
+            <wp:extent cx="4960620" cy="5913120"/>
             <wp:effectExtent l="0" t="0" r="0" b="0"/>
-            <wp:docPr id="2" name="Рисунок 2"/>
+            <wp:docPr id="1" name="Рисунок 1"/>
             <wp:cNvGraphicFramePr>
               <a:graphicFrameLocks xmlns:a="http://schemas.openxmlformats.org/drawingml/2006/main" noChangeAspect="1"/>
             </wp:cNvGraphicFramePr>
@@ -2870,7 +2944,7 @@
                   <pic:spPr bwMode="auto">
                     <a:xfrm>
                       <a:off x="0" y="0"/>
-                      <a:ext cx="4960620" cy="6865620"/>
+                      <a:ext cx="4960620" cy="5913120"/>
                     </a:xfrm>
                     <a:prstGeom prst="rect">
                       <a:avLst/>
@@ -3163,7 +3237,23 @@
                 <w:sz w:val="20"/>
                 <w:szCs w:val="20"/>
               </w:rPr>
-              <w:t xml:space="preserve">Загрузка и парсинг </w:t>
+              <w:t xml:space="preserve">Загрузка и </w:t>
+            </w:r>
+            <w:proofErr w:type="spellStart"/>
+            <w:r>
+              <w:rPr>
+                <w:sz w:val="20"/>
+                <w:szCs w:val="20"/>
+              </w:rPr>
+              <w:t>парсинг</w:t>
+            </w:r>
+            <w:proofErr w:type="spellEnd"/>
+            <w:r>
+              <w:rPr>
+                <w:sz w:val="20"/>
+                <w:szCs w:val="20"/>
+              </w:rPr>
+              <w:t xml:space="preserve"> </w:t>
             </w:r>
             <w:r>
               <w:rPr>
@@ -3228,6 +3318,7 @@
               </w:rPr>
               <w:t>.</w:t>
             </w:r>
+            <w:proofErr w:type="spellStart"/>
             <w:r>
               <w:rPr>
                 <w:sz w:val="20"/>
@@ -3236,6 +3327,7 @@
               </w:rPr>
               <w:t>py</w:t>
             </w:r>
+            <w:proofErr w:type="spellEnd"/>
             <w:r>
               <w:rPr>
                 <w:sz w:val="20"/>
@@ -3898,6 +3990,7 @@
               </w:rPr>
               <w:t xml:space="preserve"> .</w:t>
             </w:r>
+            <w:proofErr w:type="spellStart"/>
             <w:r>
               <w:rPr>
                 <w:rFonts w:cs="Times New Roman"/>
@@ -3907,6 +4000,7 @@
               </w:rPr>
               <w:t>py</w:t>
             </w:r>
+            <w:proofErr w:type="spellEnd"/>
             <w:r>
               <w:rPr>
                 <w:rFonts w:cs="Times New Roman"/>
@@ -4510,6 +4604,7 @@
               </w:rPr>
               <w:t>.</w:t>
             </w:r>
+            <w:proofErr w:type="spellStart"/>
             <w:r>
               <w:rPr>
                 <w:rFonts w:cs="Times New Roman"/>
@@ -4519,6 +4614,8 @@
               </w:rPr>
               <w:t>py</w:t>
             </w:r>
+            <w:proofErr w:type="spellEnd"/>
+            <w:proofErr w:type="gramStart"/>
             <w:r>
               <w:rPr>
                 <w:rFonts w:cs="Times New Roman"/>
@@ -4536,6 +4633,7 @@
               </w:rPr>
               <w:t>json</w:t>
             </w:r>
+            <w:proofErr w:type="gramEnd"/>
           </w:p>
         </w:tc>
         <w:tc>
@@ -4637,7 +4735,6 @@
                 <w:sz w:val="20"/>
                 <w:szCs w:val="20"/>
               </w:rPr>
-              <w:lastRenderedPageBreak/>
               <w:t>Валидация сгенерированных тестов</w:t>
             </w:r>
           </w:p>
@@ -4931,8 +5028,18 @@
                 <w:sz w:val="20"/>
                 <w:szCs w:val="20"/>
               </w:rPr>
-              <w:t>Генерация моков</w:t>
-            </w:r>
+              <w:t xml:space="preserve">Генерация </w:t>
+            </w:r>
+            <w:proofErr w:type="spellStart"/>
+            <w:r>
+              <w:rPr>
+                <w:rFonts w:cs="Times New Roman"/>
+                <w:sz w:val="20"/>
+                <w:szCs w:val="20"/>
+              </w:rPr>
+              <w:t>моков</w:t>
+            </w:r>
+            <w:proofErr w:type="spellEnd"/>
           </w:p>
         </w:tc>
         <w:tc>
@@ -5411,8 +5518,68 @@
         <w:ind w:firstLine="709"/>
         <w:jc w:val="both"/>
       </w:pPr>
+      <w:proofErr w:type="spellStart"/>
       <w:r>
-        <w:t>Hypothesis – библиотека для property-based тестирования в Python. Она позволяет генерировать большое количество случайных входных данных и проверять общие свойства кода. К её достоинствам относятся глубокая интеграция с pytest, поддержка сложных стратегий генерации и эффективное выявление скрытых багов. Однако Hypothesis требует ручного написания тестов и не выполняет автоматический анализ кода, что делает её непригодной для полной автоматизации процесса генерации.</w:t>
+        <w:t>Hypothesis</w:t>
+      </w:r>
+      <w:proofErr w:type="spellEnd"/>
+      <w:r>
+        <w:t xml:space="preserve"> – библиотека для </w:t>
+      </w:r>
+      <w:proofErr w:type="spellStart"/>
+      <w:r>
+        <w:t>property-based</w:t>
+      </w:r>
+      <w:proofErr w:type="spellEnd"/>
+      <w:r>
+        <w:t xml:space="preserve"> тестирования в </w:t>
+      </w:r>
+      <w:proofErr w:type="spellStart"/>
+      <w:r>
+        <w:t>Python</w:t>
+      </w:r>
+      <w:proofErr w:type="spellEnd"/>
+      <w:r>
+        <w:t xml:space="preserve">. Она позволяет генерировать большое количество случайных входных данных и проверять общие свойства кода. К её достоинствам относятся глубокая интеграция с </w:t>
+      </w:r>
+      <w:proofErr w:type="spellStart"/>
+      <w:r>
+        <w:t>pytest</w:t>
+      </w:r>
+      <w:proofErr w:type="spellEnd"/>
+      <w:r>
+        <w:t xml:space="preserve">, поддержка сложных стратегий генерации и эффективное выявление скрытых багов. Однако </w:t>
+      </w:r>
+      <w:proofErr w:type="spellStart"/>
+      <w:r>
+        <w:t>Hypothesis</w:t>
+      </w:r>
+      <w:proofErr w:type="spellEnd"/>
+      <w:r>
+        <w:t xml:space="preserve"> требует ручного написания тестов и не выполняет автоматический анализ кода, что делает её непригодной для полной автоматизации процесса генерации.</w:t>
+      </w:r>
+    </w:p>
+    <w:p>
+      <w:pPr>
+        <w:spacing w:after="0" w:line="360" w:lineRule="auto"/>
+        <w:ind w:firstLine="709"/>
+        <w:jc w:val="both"/>
+      </w:pPr>
+      <w:proofErr w:type="spellStart"/>
+      <w:r>
+        <w:t>Pynguin</w:t>
+      </w:r>
+      <w:proofErr w:type="spellEnd"/>
+      <w:r>
+        <w:t xml:space="preserve"> – исследовательский инструмент для автоматической генерации юнит-тестов. Он способен анализировать код и создавать тесты с высоким покрытием. </w:t>
+      </w:r>
+      <w:proofErr w:type="spellStart"/>
+      <w:r>
+        <w:t>Pynguin</w:t>
+      </w:r>
+      <w:proofErr w:type="spellEnd"/>
+      <w:r>
+        <w:t xml:space="preserve"> использует эволюционные алгоритмы для поиска входных данных. Его преимущества — автономность и хорошее покрытие. Тем не менее, он имеет ограниченную поддержку сложных зависимостей, медленную работу, отсутствие веб-интерфейса и слабую интерпретируемость результатов, что затрудняет использование в промышленных условиях.</w:t>
       </w:r>
     </w:p>
     <w:p>
@@ -5422,7 +5589,15 @@
         <w:jc w:val="both"/>
       </w:pPr>
       <w:r>
-        <w:t>Pynguin – исследовательский инструмент для автоматической генерации юнит-тестов. Он способен анализировать код и создавать тесты с высоким покрытием. Pynguin использует эволюционные алгоритмы для поиска входных данных. Его преимущества — автономность и хорошее покрытие. Тем не менее, он имеет ограниченную поддержку сложных зависимостей, медленную работу, отсутствие веб-интерфейса и слабую интерпретируемость результатов, что затрудняет использование в промышленных условиях.</w:t>
+        <w:t xml:space="preserve">Coverage.py и </w:t>
+      </w:r>
+      <w:proofErr w:type="spellStart"/>
+      <w:r>
+        <w:t>pytest</w:t>
+      </w:r>
+      <w:proofErr w:type="spellEnd"/>
+      <w:r>
+        <w:t xml:space="preserve"> – стандартный набор инструментов для измерения покрытия кода тестами. Широко используется в CI/CD. Достоинства — надёжность, простота интеграции, поддержка различных форматов отчётов. Однако эти инструменты не генерируют тесты, а лишь оценивают уже существующие, что не решает задачу автоматизации создания тестов.</w:t>
       </w:r>
     </w:p>
     <w:p>
@@ -5432,18 +5607,23 @@
         <w:jc w:val="both"/>
       </w:pPr>
       <w:r>
-        <w:lastRenderedPageBreak/>
-        <w:t>Coverage.py и pytest – стандартный набор инструментов для измерения покрытия кода тестами. Широко используется в CI/CD. Достоинства — надёжность, простота интеграции, поддержка различных форматов отчётов. Однако эти инструменты не генерируют тесты, а лишь оценивают уже существующие, что не решает задачу автоматизации создания тестов.</w:t>
+        <w:t xml:space="preserve">Разрабатываемая система объединит сильные стороны существующих решений: использует статический анализ, как в </w:t>
       </w:r>
-    </w:p>
-    <w:p>
-      <w:pPr>
-        <w:spacing w:after="0" w:line="360" w:lineRule="auto"/>
-        <w:ind w:firstLine="709"/>
-        <w:jc w:val="both"/>
-      </w:pPr>
+      <w:proofErr w:type="spellStart"/>
       <w:r>
-        <w:t>Разрабатываемая система объединит сильные стороны существующих решений: использует статический анализ, как в Pynguin, применяет ИИ для генерации данных, обеспечивает визуальную аналитику и контроль покрытия, как в Coverage, и предоставляет удобный веб-интерфейс. При этом она будет ориентирована на максимальную автоматизацию, высокое качество генерируемых тестов и интеграцию в процесс разработки без необходимости ручного программирования тестов.</w:t>
+        <w:t>Pynguin</w:t>
+      </w:r>
+      <w:proofErr w:type="spellEnd"/>
+      <w:r>
+        <w:t xml:space="preserve">, применяет ИИ для генерации данных, обеспечивает визуальную аналитику и контроль покрытия, как в </w:t>
+      </w:r>
+      <w:proofErr w:type="spellStart"/>
+      <w:r>
+        <w:t>Coverage</w:t>
+      </w:r>
+      <w:proofErr w:type="spellEnd"/>
+      <w:r>
+        <w:t>, и предоставляет удобный веб-интерфейс. При этом она будет ориентирована на максимальную автоматизацию, высокое качество генерируемых тестов и интеграцию в процесс разработки без необходимости ручного программирования тестов.</w:t>
       </w:r>
     </w:p>
     <w:p/>
